--- a/Отчет.docx
+++ b/Отчет.docx
@@ -6006,7 +6006,7 @@
           <v:shape id="_x0000_i1025" type="#_x0000_t75" style="width:785.25pt;height:443.25pt" o:ole="">
             <v:imagedata r:id="rId10" o:title=""/>
           </v:shape>
-          <o:OLEObject Type="Embed" ProgID="Visio.Drawing.15" ShapeID="_x0000_i1025" DrawAspect="Content" ObjectID="_1839251569" r:id="rId11"/>
+          <o:OLEObject Type="Embed" ProgID="Visio.Drawing.15" ShapeID="_x0000_i1025" DrawAspect="Content" ObjectID="_1839356686" r:id="rId11"/>
         </w:object>
       </w:r>
     </w:p>
@@ -12778,6 +12778,7 @@
           <w:rFonts w:ascii="Times New Roman" w:hAnsi="Times New Roman" w:cs="Times New Roman"/>
           <w:b w:val="0"/>
           <w:bCs w:val="0"/>
+          <w:noProof/>
           <w:color w:val="auto"/>
           <w:kern w:val="0"/>
           <w:sz w:val="28"/>
@@ -13395,24 +13396,217 @@
           <w:lang w:eastAsia="ru-RU"/>
         </w:rPr>
       </w:pPr>
-    </w:p>
-    <w:p>
-      <w:pPr>
+      <w:r>
+        <w:rPr>
+          <w:rFonts w:ascii="Times New Roman" w:eastAsia="Times New Roman" w:hAnsi="Times New Roman" w:cs="Times New Roman"/>
+          <w:bCs/>
+          <w:sz w:val="28"/>
+          <w:szCs w:val="20"/>
+          <w:lang w:eastAsia="ru-RU"/>
+        </w:rPr>
+        <w:t>Для выполнения работы был создан WPF-проект «OptTorg» в среде Visual Studio 2022. Была спроектирована и реализована структура каталогов для хранения ресурсов приложения: в корне проекта создана папка Resources, внутри которой находятся вложенные папки Styles</w:t>
+      </w:r>
+      <w:r>
+        <w:rPr>
+          <w:rFonts w:ascii="Times New Roman" w:eastAsia="Times New Roman" w:hAnsi="Times New Roman" w:cs="Times New Roman"/>
+          <w:bCs/>
+          <w:sz w:val="28"/>
+          <w:szCs w:val="20"/>
+          <w:lang w:eastAsia="ru-RU"/>
+        </w:rPr>
+        <w:t xml:space="preserve">, </w:t>
+      </w:r>
+      <w:r>
+        <w:rPr>
+          <w:rFonts w:ascii="Times New Roman" w:eastAsia="Times New Roman" w:hAnsi="Times New Roman" w:cs="Times New Roman"/>
+          <w:bCs/>
+          <w:sz w:val="28"/>
+          <w:szCs w:val="20"/>
+          <w:lang w:val="en-US" w:eastAsia="ru-RU"/>
+        </w:rPr>
+        <w:t>Icons</w:t>
+      </w:r>
+      <w:r>
+        <w:rPr>
+          <w:rFonts w:ascii="Times New Roman" w:eastAsia="Times New Roman" w:hAnsi="Times New Roman" w:cs="Times New Roman"/>
+          <w:bCs/>
+          <w:sz w:val="28"/>
+          <w:szCs w:val="20"/>
+          <w:lang w:eastAsia="ru-RU"/>
+        </w:rPr>
+        <w:t xml:space="preserve"> и Images. Структура проекта в «Обозревателе решений» показана на рисунке 1</w:t>
+      </w:r>
+      <w:r>
+        <w:rPr>
+          <w:rFonts w:ascii="Times New Roman" w:eastAsia="Times New Roman" w:hAnsi="Times New Roman" w:cs="Times New Roman"/>
+          <w:bCs/>
+          <w:sz w:val="28"/>
+          <w:szCs w:val="20"/>
+          <w:lang w:eastAsia="ru-RU"/>
+        </w:rPr>
+        <w:t>3.</w:t>
+      </w:r>
+    </w:p>
+    <w:p>
+      <w:pPr>
+        <w:keepNext/>
         <w:widowControl w:val="0"/>
         <w:autoSpaceDE w:val="0"/>
         <w:autoSpaceDN w:val="0"/>
         <w:adjustRightInd w:val="0"/>
-        <w:spacing w:after="0" w:line="360" w:lineRule="auto"/>
-        <w:ind w:firstLine="709"/>
-        <w:jc w:val="both"/>
-        <w:rPr>
-          <w:rFonts w:ascii="Times New Roman" w:eastAsia="Times New Roman" w:hAnsi="Times New Roman" w:cs="Times New Roman"/>
-          <w:bCs/>
-          <w:sz w:val="28"/>
-          <w:szCs w:val="20"/>
-          <w:lang w:eastAsia="ru-RU"/>
-        </w:rPr>
-      </w:pPr>
+        <w:spacing w:after="0" w:line="240" w:lineRule="auto"/>
+        <w:jc w:val="center"/>
+      </w:pPr>
+      <w:r>
+        <w:rPr>
+          <w:rFonts w:ascii="Times New Roman" w:eastAsia="Times New Roman" w:hAnsi="Times New Roman" w:cs="Times New Roman"/>
+          <w:bCs/>
+          <w:sz w:val="28"/>
+          <w:szCs w:val="20"/>
+          <w:lang w:eastAsia="ru-RU"/>
+        </w:rPr>
+        <w:drawing>
+          <wp:inline distT="0" distB="0" distL="0" distR="0" wp14:anchorId="07EC5583" wp14:editId="1EE9B809">
+            <wp:extent cx="3077004" cy="2343477"/>
+            <wp:effectExtent l="19050" t="19050" r="28575" b="19050"/>
+            <wp:docPr id="3" name="Рисунок 3"/>
+            <wp:cNvGraphicFramePr>
+              <a:graphicFrameLocks xmlns:a="http://schemas.openxmlformats.org/drawingml/2006/main" noChangeAspect="1"/>
+            </wp:cNvGraphicFramePr>
+            <a:graphic xmlns:a="http://schemas.openxmlformats.org/drawingml/2006/main">
+              <a:graphicData uri="http://schemas.openxmlformats.org/drawingml/2006/picture">
+                <pic:pic xmlns:pic="http://schemas.openxmlformats.org/drawingml/2006/picture">
+                  <pic:nvPicPr>
+                    <pic:cNvPr id="1" name=""/>
+                    <pic:cNvPicPr/>
+                  </pic:nvPicPr>
+                  <pic:blipFill>
+                    <a:blip r:embed="rId23"/>
+                    <a:stretch>
+                      <a:fillRect/>
+                    </a:stretch>
+                  </pic:blipFill>
+                  <pic:spPr>
+                    <a:xfrm>
+                      <a:off x="0" y="0"/>
+                      <a:ext cx="3077004" cy="2343477"/>
+                    </a:xfrm>
+                    <a:prstGeom prst="rect">
+                      <a:avLst/>
+                    </a:prstGeom>
+                    <a:ln>
+                      <a:solidFill>
+                        <a:schemeClr val="tx1"/>
+                      </a:solidFill>
+                    </a:ln>
+                  </pic:spPr>
+                </pic:pic>
+              </a:graphicData>
+            </a:graphic>
+          </wp:inline>
+        </w:drawing>
+      </w:r>
+    </w:p>
+    <w:p>
+      <w:pPr>
+        <w:pStyle w:val="af"/>
+        <w:spacing w:before="60" w:after="0" w:line="360" w:lineRule="auto"/>
+        <w:jc w:val="center"/>
+        <w:rPr>
+          <w:rFonts w:ascii="Times New Roman" w:hAnsi="Times New Roman" w:cs="Times New Roman"/>
+          <w:b w:val="0"/>
+          <w:bCs w:val="0"/>
+          <w:color w:val="auto"/>
+          <w:kern w:val="0"/>
+          <w:sz w:val="28"/>
+          <w:szCs w:val="28"/>
+        </w:rPr>
+      </w:pPr>
+      <w:r>
+        <w:rPr>
+          <w:rFonts w:ascii="Times New Roman" w:hAnsi="Times New Roman" w:cs="Times New Roman"/>
+          <w:b w:val="0"/>
+          <w:bCs w:val="0"/>
+          <w:color w:val="auto"/>
+          <w:kern w:val="0"/>
+          <w:sz w:val="28"/>
+          <w:szCs w:val="28"/>
+        </w:rPr>
+        <w:t xml:space="preserve">Рисунок </w:t>
+      </w:r>
+      <w:r>
+        <w:rPr>
+          <w:rFonts w:ascii="Times New Roman" w:hAnsi="Times New Roman" w:cs="Times New Roman"/>
+          <w:b w:val="0"/>
+          <w:bCs w:val="0"/>
+          <w:color w:val="auto"/>
+          <w:kern w:val="0"/>
+          <w:sz w:val="28"/>
+          <w:szCs w:val="28"/>
+        </w:rPr>
+        <w:fldChar w:fldCharType="begin"/>
+      </w:r>
+      <w:r>
+        <w:rPr>
+          <w:rFonts w:ascii="Times New Roman" w:hAnsi="Times New Roman" w:cs="Times New Roman"/>
+          <w:b w:val="0"/>
+          <w:bCs w:val="0"/>
+          <w:color w:val="auto"/>
+          <w:kern w:val="0"/>
+          <w:sz w:val="28"/>
+          <w:szCs w:val="28"/>
+        </w:rPr>
+        <w:instrText xml:space="preserve"> SEQ Рисунок \* ARABIC </w:instrText>
+      </w:r>
+      <w:r>
+        <w:rPr>
+          <w:rFonts w:ascii="Times New Roman" w:hAnsi="Times New Roman" w:cs="Times New Roman"/>
+          <w:b w:val="0"/>
+          <w:bCs w:val="0"/>
+          <w:color w:val="auto"/>
+          <w:kern w:val="0"/>
+          <w:sz w:val="28"/>
+          <w:szCs w:val="28"/>
+        </w:rPr>
+        <w:fldChar w:fldCharType="separate"/>
+      </w:r>
+      <w:r>
+        <w:rPr>
+          <w:rFonts w:ascii="Times New Roman" w:hAnsi="Times New Roman" w:cs="Times New Roman"/>
+          <w:b w:val="0"/>
+          <w:bCs w:val="0"/>
+          <w:noProof/>
+          <w:color w:val="auto"/>
+          <w:kern w:val="0"/>
+          <w:sz w:val="28"/>
+          <w:szCs w:val="28"/>
+        </w:rPr>
+        <w:t>13</w:t>
+      </w:r>
+      <w:r>
+        <w:rPr>
+          <w:rFonts w:ascii="Times New Roman" w:hAnsi="Times New Roman" w:cs="Times New Roman"/>
+          <w:b w:val="0"/>
+          <w:bCs w:val="0"/>
+          <w:color w:val="auto"/>
+          <w:kern w:val="0"/>
+          <w:sz w:val="28"/>
+          <w:szCs w:val="28"/>
+        </w:rPr>
+        <w:fldChar w:fldCharType="end"/>
+      </w:r>
+      <w:r>
+        <w:rPr>
+          <w:rFonts w:ascii="Times New Roman" w:hAnsi="Times New Roman" w:cs="Times New Roman"/>
+          <w:b w:val="0"/>
+          <w:bCs w:val="0"/>
+          <w:color w:val="auto"/>
+          <w:kern w:val="0"/>
+          <w:sz w:val="28"/>
+          <w:szCs w:val="28"/>
+        </w:rPr>
+        <w:t>. Структура проекта</w:t>
+      </w:r>
     </w:p>
     <w:p>
       <w:pPr>
@@ -13431,6 +13625,16 @@
           <w:lang w:eastAsia="ru-RU"/>
         </w:rPr>
       </w:pPr>
+      <w:r>
+        <w:rPr>
+          <w:rFonts w:ascii="Times New Roman" w:eastAsia="Times New Roman" w:hAnsi="Times New Roman" w:cs="Times New Roman"/>
+          <w:bCs/>
+          <w:sz w:val="28"/>
+          <w:szCs w:val="20"/>
+          <w:lang w:eastAsia="ru-RU"/>
+        </w:rPr>
+        <w:t>В папку Images были добавлены файлы логотипа (logo2.png), используемые в интерфейсе. В папку Styles добавлен файл словаря ресурсов OptTorgStyles.xaml. В данном файле были определены глобальные цветовые схемы (светлая и тёмная темы), а также стили для различных элементов пользовательского интерфейса.</w:t>
+      </w:r>
     </w:p>
     <w:p>
       <w:pPr>
@@ -13449,6 +13653,26 @@
           <w:lang w:eastAsia="ru-RU"/>
         </w:rPr>
       </w:pPr>
+      <w:r>
+        <w:rPr>
+          <w:rFonts w:ascii="Times New Roman" w:eastAsia="Times New Roman" w:hAnsi="Times New Roman" w:cs="Times New Roman"/>
+          <w:bCs/>
+          <w:sz w:val="28"/>
+          <w:szCs w:val="20"/>
+          <w:lang w:eastAsia="ru-RU"/>
+        </w:rPr>
+        <w:t>Для обеспечения переключения тем были созданы наборы кистей (SolidColorBrush) для тёмной и светлой тем, охватывающие</w:t>
+      </w:r>
+      <w:r>
+        <w:rPr>
+          <w:rFonts w:ascii="Times New Roman" w:eastAsia="Times New Roman" w:hAnsi="Times New Roman" w:cs="Times New Roman"/>
+          <w:bCs/>
+          <w:sz w:val="28"/>
+          <w:szCs w:val="20"/>
+          <w:lang w:eastAsia="ru-RU"/>
+        </w:rPr>
+        <w:t>.</w:t>
+      </w:r>
     </w:p>
     <w:p>
       <w:pPr>
@@ -13467,24 +13691,198 @@
           <w:lang w:eastAsia="ru-RU"/>
         </w:rPr>
       </w:pPr>
-    </w:p>
-    <w:p>
-      <w:pPr>
+      <w:r>
+        <w:rPr>
+          <w:rFonts w:ascii="Times New Roman" w:eastAsia="Times New Roman" w:hAnsi="Times New Roman" w:cs="Times New Roman"/>
+          <w:bCs/>
+          <w:sz w:val="28"/>
+          <w:szCs w:val="20"/>
+          <w:lang w:eastAsia="ru-RU"/>
+        </w:rPr>
+        <w:t xml:space="preserve">По умолчанию активны кисти тёмной темы. Фрагмент кода словаря ресурсов с определением цветовых ресурсов представлен на рисунке </w:t>
+      </w:r>
+      <w:r>
+        <w:rPr>
+          <w:rFonts w:ascii="Times New Roman" w:eastAsia="Times New Roman" w:hAnsi="Times New Roman" w:cs="Times New Roman"/>
+          <w:bCs/>
+          <w:sz w:val="28"/>
+          <w:szCs w:val="20"/>
+          <w:lang w:eastAsia="ru-RU"/>
+        </w:rPr>
+        <w:t>14</w:t>
+      </w:r>
+      <w:r>
+        <w:rPr>
+          <w:rFonts w:ascii="Times New Roman" w:eastAsia="Times New Roman" w:hAnsi="Times New Roman" w:cs="Times New Roman"/>
+          <w:bCs/>
+          <w:sz w:val="28"/>
+          <w:szCs w:val="20"/>
+          <w:lang w:eastAsia="ru-RU"/>
+        </w:rPr>
+        <w:t>.</w:t>
+      </w:r>
+    </w:p>
+    <w:p>
+      <w:pPr>
+        <w:keepNext/>
         <w:widowControl w:val="0"/>
         <w:autoSpaceDE w:val="0"/>
         <w:autoSpaceDN w:val="0"/>
         <w:adjustRightInd w:val="0"/>
-        <w:spacing w:after="0" w:line="360" w:lineRule="auto"/>
-        <w:ind w:firstLine="709"/>
-        <w:jc w:val="both"/>
-        <w:rPr>
-          <w:rFonts w:ascii="Times New Roman" w:eastAsia="Times New Roman" w:hAnsi="Times New Roman" w:cs="Times New Roman"/>
-          <w:bCs/>
-          <w:sz w:val="28"/>
-          <w:szCs w:val="20"/>
-          <w:lang w:eastAsia="ru-RU"/>
-        </w:rPr>
-      </w:pPr>
+        <w:spacing w:after="0" w:line="240" w:lineRule="auto"/>
+        <w:jc w:val="center"/>
+      </w:pPr>
+      <w:r>
+        <w:rPr>
+          <w:rFonts w:ascii="Times New Roman" w:eastAsia="Times New Roman" w:hAnsi="Times New Roman" w:cs="Times New Roman"/>
+          <w:bCs/>
+          <w:sz w:val="28"/>
+          <w:szCs w:val="20"/>
+          <w:lang w:eastAsia="ru-RU"/>
+        </w:rPr>
+        <w:lastRenderedPageBreak/>
+        <w:drawing>
+          <wp:inline distT="0" distB="0" distL="0" distR="0" wp14:anchorId="0AF3BE52" wp14:editId="22D4E4A6">
+            <wp:extent cx="4477375" cy="2695951"/>
+            <wp:effectExtent l="19050" t="19050" r="19050" b="28575"/>
+            <wp:docPr id="4" name="Рисунок 4"/>
+            <wp:cNvGraphicFramePr>
+              <a:graphicFrameLocks xmlns:a="http://schemas.openxmlformats.org/drawingml/2006/main" noChangeAspect="1"/>
+            </wp:cNvGraphicFramePr>
+            <a:graphic xmlns:a="http://schemas.openxmlformats.org/drawingml/2006/main">
+              <a:graphicData uri="http://schemas.openxmlformats.org/drawingml/2006/picture">
+                <pic:pic xmlns:pic="http://schemas.openxmlformats.org/drawingml/2006/picture">
+                  <pic:nvPicPr>
+                    <pic:cNvPr id="1" name=""/>
+                    <pic:cNvPicPr/>
+                  </pic:nvPicPr>
+                  <pic:blipFill>
+                    <a:blip r:embed="rId24"/>
+                    <a:stretch>
+                      <a:fillRect/>
+                    </a:stretch>
+                  </pic:blipFill>
+                  <pic:spPr>
+                    <a:xfrm>
+                      <a:off x="0" y="0"/>
+                      <a:ext cx="4477375" cy="2695951"/>
+                    </a:xfrm>
+                    <a:prstGeom prst="rect">
+                      <a:avLst/>
+                    </a:prstGeom>
+                    <a:ln>
+                      <a:solidFill>
+                        <a:schemeClr val="tx1"/>
+                      </a:solidFill>
+                    </a:ln>
+                  </pic:spPr>
+                </pic:pic>
+              </a:graphicData>
+            </a:graphic>
+          </wp:inline>
+        </w:drawing>
+      </w:r>
+    </w:p>
+    <w:p>
+      <w:pPr>
+        <w:pStyle w:val="af"/>
+        <w:spacing w:before="60" w:after="0" w:line="360" w:lineRule="auto"/>
+        <w:jc w:val="center"/>
+        <w:rPr>
+          <w:rFonts w:ascii="Times New Roman" w:hAnsi="Times New Roman" w:cs="Times New Roman"/>
+          <w:b w:val="0"/>
+          <w:bCs w:val="0"/>
+          <w:color w:val="auto"/>
+          <w:kern w:val="0"/>
+          <w:sz w:val="28"/>
+          <w:szCs w:val="28"/>
+        </w:rPr>
+      </w:pPr>
+      <w:r>
+        <w:rPr>
+          <w:rFonts w:ascii="Times New Roman" w:hAnsi="Times New Roman" w:cs="Times New Roman"/>
+          <w:b w:val="0"/>
+          <w:bCs w:val="0"/>
+          <w:color w:val="auto"/>
+          <w:kern w:val="0"/>
+          <w:sz w:val="28"/>
+          <w:szCs w:val="28"/>
+        </w:rPr>
+        <w:t xml:space="preserve">Рисунок </w:t>
+      </w:r>
+      <w:r>
+        <w:rPr>
+          <w:rFonts w:ascii="Times New Roman" w:hAnsi="Times New Roman" w:cs="Times New Roman"/>
+          <w:b w:val="0"/>
+          <w:bCs w:val="0"/>
+          <w:color w:val="auto"/>
+          <w:kern w:val="0"/>
+          <w:sz w:val="28"/>
+          <w:szCs w:val="28"/>
+        </w:rPr>
+        <w:fldChar w:fldCharType="begin"/>
+      </w:r>
+      <w:r>
+        <w:rPr>
+          <w:rFonts w:ascii="Times New Roman" w:hAnsi="Times New Roman" w:cs="Times New Roman"/>
+          <w:b w:val="0"/>
+          <w:bCs w:val="0"/>
+          <w:color w:val="auto"/>
+          <w:kern w:val="0"/>
+          <w:sz w:val="28"/>
+          <w:szCs w:val="28"/>
+        </w:rPr>
+        <w:instrText xml:space="preserve"> SEQ Рисунок \* ARABIC </w:instrText>
+      </w:r>
+      <w:r>
+        <w:rPr>
+          <w:rFonts w:ascii="Times New Roman" w:hAnsi="Times New Roman" w:cs="Times New Roman"/>
+          <w:b w:val="0"/>
+          <w:bCs w:val="0"/>
+          <w:color w:val="auto"/>
+          <w:kern w:val="0"/>
+          <w:sz w:val="28"/>
+          <w:szCs w:val="28"/>
+        </w:rPr>
+        <w:fldChar w:fldCharType="separate"/>
+      </w:r>
+      <w:r>
+        <w:rPr>
+          <w:rFonts w:ascii="Times New Roman" w:hAnsi="Times New Roman" w:cs="Times New Roman"/>
+          <w:b w:val="0"/>
+          <w:bCs w:val="0"/>
+          <w:noProof/>
+          <w:color w:val="auto"/>
+          <w:kern w:val="0"/>
+          <w:sz w:val="28"/>
+          <w:szCs w:val="28"/>
+        </w:rPr>
+        <w:t>14</w:t>
+      </w:r>
+      <w:r>
+        <w:rPr>
+          <w:rFonts w:ascii="Times New Roman" w:hAnsi="Times New Roman" w:cs="Times New Roman"/>
+          <w:b w:val="0"/>
+          <w:bCs w:val="0"/>
+          <w:color w:val="auto"/>
+          <w:kern w:val="0"/>
+          <w:sz w:val="28"/>
+          <w:szCs w:val="28"/>
+        </w:rPr>
+        <w:fldChar w:fldCharType="end"/>
+      </w:r>
+      <w:r>
+        <w:rPr>
+          <w:rFonts w:ascii="Times New Roman" w:hAnsi="Times New Roman" w:cs="Times New Roman"/>
+          <w:b w:val="0"/>
+          <w:bCs w:val="0"/>
+          <w:color w:val="auto"/>
+          <w:kern w:val="0"/>
+          <w:sz w:val="28"/>
+          <w:szCs w:val="28"/>
+        </w:rPr>
+        <w:t>. Фрагмент кода словаря ресурсов</w:t>
+      </w:r>
     </w:p>
     <w:p>
       <w:pPr>
@@ -13503,6 +13901,287 @@
           <w:lang w:eastAsia="ru-RU"/>
         </w:rPr>
       </w:pPr>
+      <w:r>
+        <w:rPr>
+          <w:rFonts w:ascii="Times New Roman" w:eastAsia="Times New Roman" w:hAnsi="Times New Roman" w:cs="Times New Roman"/>
+          <w:bCs/>
+          <w:sz w:val="28"/>
+          <w:szCs w:val="20"/>
+          <w:lang w:eastAsia="ru-RU"/>
+        </w:rPr>
+        <w:t xml:space="preserve">Далее были разработаны стили для элементов управления. Для кнопок созданы: </w:t>
+      </w:r>
+      <w:proofErr w:type="spellStart"/>
+      <w:r>
+        <w:rPr>
+          <w:rFonts w:ascii="Times New Roman" w:eastAsia="Times New Roman" w:hAnsi="Times New Roman" w:cs="Times New Roman"/>
+          <w:bCs/>
+          <w:sz w:val="28"/>
+          <w:szCs w:val="20"/>
+          <w:lang w:eastAsia="ru-RU"/>
+        </w:rPr>
+        <w:t>LoginButtonStyle</w:t>
+      </w:r>
+      <w:proofErr w:type="spellEnd"/>
+      <w:r>
+        <w:rPr>
+          <w:rFonts w:ascii="Times New Roman" w:eastAsia="Times New Roman" w:hAnsi="Times New Roman" w:cs="Times New Roman"/>
+          <w:bCs/>
+          <w:sz w:val="28"/>
+          <w:szCs w:val="20"/>
+          <w:lang w:eastAsia="ru-RU"/>
+        </w:rPr>
+        <w:t xml:space="preserve">, </w:t>
+      </w:r>
+      <w:proofErr w:type="spellStart"/>
+      <w:r>
+        <w:rPr>
+          <w:rFonts w:ascii="Times New Roman" w:eastAsia="Times New Roman" w:hAnsi="Times New Roman" w:cs="Times New Roman"/>
+          <w:bCs/>
+          <w:sz w:val="28"/>
+          <w:szCs w:val="20"/>
+          <w:lang w:eastAsia="ru-RU"/>
+        </w:rPr>
+        <w:t>RegisterButtonStyle</w:t>
+      </w:r>
+      <w:proofErr w:type="spellEnd"/>
+      <w:r>
+        <w:rPr>
+          <w:rFonts w:ascii="Times New Roman" w:eastAsia="Times New Roman" w:hAnsi="Times New Roman" w:cs="Times New Roman"/>
+          <w:bCs/>
+          <w:sz w:val="28"/>
+          <w:szCs w:val="20"/>
+          <w:lang w:eastAsia="ru-RU"/>
+        </w:rPr>
+        <w:t xml:space="preserve">, </w:t>
+      </w:r>
+      <w:proofErr w:type="spellStart"/>
+      <w:r>
+        <w:rPr>
+          <w:rFonts w:ascii="Times New Roman" w:eastAsia="Times New Roman" w:hAnsi="Times New Roman" w:cs="Times New Roman"/>
+          <w:bCs/>
+          <w:sz w:val="28"/>
+          <w:szCs w:val="20"/>
+          <w:lang w:eastAsia="ru-RU"/>
+        </w:rPr>
+        <w:t>SecondaryButtonStyle</w:t>
+      </w:r>
+      <w:proofErr w:type="spellEnd"/>
+      <w:r>
+        <w:rPr>
+          <w:rFonts w:ascii="Times New Roman" w:eastAsia="Times New Roman" w:hAnsi="Times New Roman" w:cs="Times New Roman"/>
+          <w:bCs/>
+          <w:sz w:val="28"/>
+          <w:szCs w:val="20"/>
+          <w:lang w:eastAsia="ru-RU"/>
+        </w:rPr>
+        <w:t xml:space="preserve"> и другие. Все стили включают настройки фона, шрифта, границ и шаблонов с триггерами на события мыши (наведение, нажатие). Пример стиля кнопки представлен на рисунке </w:t>
+      </w:r>
+      <w:r>
+        <w:rPr>
+          <w:rFonts w:ascii="Times New Roman" w:eastAsia="Times New Roman" w:hAnsi="Times New Roman" w:cs="Times New Roman"/>
+          <w:bCs/>
+          <w:sz w:val="28"/>
+          <w:szCs w:val="20"/>
+          <w:lang w:eastAsia="ru-RU"/>
+        </w:rPr>
+        <w:t>15</w:t>
+      </w:r>
+      <w:r>
+        <w:rPr>
+          <w:rFonts w:ascii="Times New Roman" w:eastAsia="Times New Roman" w:hAnsi="Times New Roman" w:cs="Times New Roman"/>
+          <w:bCs/>
+          <w:sz w:val="28"/>
+          <w:szCs w:val="20"/>
+          <w:lang w:eastAsia="ru-RU"/>
+        </w:rPr>
+        <w:t>.</w:t>
+      </w:r>
+    </w:p>
+    <w:p>
+      <w:pPr>
+        <w:keepNext/>
+        <w:widowControl w:val="0"/>
+        <w:autoSpaceDE w:val="0"/>
+        <w:autoSpaceDN w:val="0"/>
+        <w:adjustRightInd w:val="0"/>
+        <w:spacing w:after="0" w:line="240" w:lineRule="auto"/>
+        <w:jc w:val="center"/>
+      </w:pPr>
+      <w:r>
+        <w:rPr>
+          <w:rFonts w:ascii="Times New Roman" w:eastAsia="Times New Roman" w:hAnsi="Times New Roman" w:cs="Times New Roman"/>
+          <w:bCs/>
+          <w:sz w:val="28"/>
+          <w:szCs w:val="20"/>
+          <w:lang w:eastAsia="ru-RU"/>
+        </w:rPr>
+        <w:drawing>
+          <wp:inline distT="0" distB="0" distL="0" distR="0" wp14:anchorId="4E9CCFAE" wp14:editId="15EAB5B4">
+            <wp:extent cx="5953125" cy="2918722"/>
+            <wp:effectExtent l="19050" t="19050" r="9525" b="15240"/>
+            <wp:docPr id="6" name="Рисунок 6"/>
+            <wp:cNvGraphicFramePr>
+              <a:graphicFrameLocks xmlns:a="http://schemas.openxmlformats.org/drawingml/2006/main" noChangeAspect="1"/>
+            </wp:cNvGraphicFramePr>
+            <a:graphic xmlns:a="http://schemas.openxmlformats.org/drawingml/2006/main">
+              <a:graphicData uri="http://schemas.openxmlformats.org/drawingml/2006/picture">
+                <pic:pic xmlns:pic="http://schemas.openxmlformats.org/drawingml/2006/picture">
+                  <pic:nvPicPr>
+                    <pic:cNvPr id="1" name=""/>
+                    <pic:cNvPicPr/>
+                  </pic:nvPicPr>
+                  <pic:blipFill>
+                    <a:blip r:embed="rId25"/>
+                    <a:stretch>
+                      <a:fillRect/>
+                    </a:stretch>
+                  </pic:blipFill>
+                  <pic:spPr>
+                    <a:xfrm>
+                      <a:off x="0" y="0"/>
+                      <a:ext cx="5956205" cy="2920232"/>
+                    </a:xfrm>
+                    <a:prstGeom prst="rect">
+                      <a:avLst/>
+                    </a:prstGeom>
+                    <a:ln>
+                      <a:solidFill>
+                        <a:schemeClr val="tx1"/>
+                      </a:solidFill>
+                    </a:ln>
+                  </pic:spPr>
+                </pic:pic>
+              </a:graphicData>
+            </a:graphic>
+          </wp:inline>
+        </w:drawing>
+      </w:r>
+    </w:p>
+    <w:p>
+      <w:pPr>
+        <w:pStyle w:val="af"/>
+        <w:spacing w:before="60" w:after="0" w:line="360" w:lineRule="auto"/>
+        <w:jc w:val="center"/>
+        <w:rPr>
+          <w:rFonts w:ascii="Times New Roman" w:hAnsi="Times New Roman" w:cs="Times New Roman"/>
+          <w:b w:val="0"/>
+          <w:bCs w:val="0"/>
+          <w:color w:val="auto"/>
+          <w:kern w:val="0"/>
+          <w:sz w:val="28"/>
+          <w:szCs w:val="28"/>
+        </w:rPr>
+      </w:pPr>
+      <w:r>
+        <w:rPr>
+          <w:rFonts w:ascii="Times New Roman" w:hAnsi="Times New Roman" w:cs="Times New Roman"/>
+          <w:b w:val="0"/>
+          <w:bCs w:val="0"/>
+          <w:color w:val="auto"/>
+          <w:kern w:val="0"/>
+          <w:sz w:val="28"/>
+          <w:szCs w:val="28"/>
+        </w:rPr>
+        <w:t xml:space="preserve">Рисунок </w:t>
+      </w:r>
+      <w:r>
+        <w:rPr>
+          <w:rFonts w:ascii="Times New Roman" w:hAnsi="Times New Roman" w:cs="Times New Roman"/>
+          <w:b w:val="0"/>
+          <w:bCs w:val="0"/>
+          <w:color w:val="auto"/>
+          <w:kern w:val="0"/>
+          <w:sz w:val="28"/>
+          <w:szCs w:val="28"/>
+        </w:rPr>
+        <w:fldChar w:fldCharType="begin"/>
+      </w:r>
+      <w:r>
+        <w:rPr>
+          <w:rFonts w:ascii="Times New Roman" w:hAnsi="Times New Roman" w:cs="Times New Roman"/>
+          <w:b w:val="0"/>
+          <w:bCs w:val="0"/>
+          <w:color w:val="auto"/>
+          <w:kern w:val="0"/>
+          <w:sz w:val="28"/>
+          <w:szCs w:val="28"/>
+        </w:rPr>
+        <w:instrText xml:space="preserve"> SEQ Рисунок \* ARABIC </w:instrText>
+      </w:r>
+      <w:r>
+        <w:rPr>
+          <w:rFonts w:ascii="Times New Roman" w:hAnsi="Times New Roman" w:cs="Times New Roman"/>
+          <w:b w:val="0"/>
+          <w:bCs w:val="0"/>
+          <w:color w:val="auto"/>
+          <w:kern w:val="0"/>
+          <w:sz w:val="28"/>
+          <w:szCs w:val="28"/>
+        </w:rPr>
+        <w:fldChar w:fldCharType="separate"/>
+      </w:r>
+      <w:r>
+        <w:rPr>
+          <w:rFonts w:ascii="Times New Roman" w:hAnsi="Times New Roman" w:cs="Times New Roman"/>
+          <w:b w:val="0"/>
+          <w:bCs w:val="0"/>
+          <w:noProof/>
+          <w:color w:val="auto"/>
+          <w:kern w:val="0"/>
+          <w:sz w:val="28"/>
+          <w:szCs w:val="28"/>
+        </w:rPr>
+        <w:t>15</w:t>
+      </w:r>
+      <w:r>
+        <w:rPr>
+          <w:rFonts w:ascii="Times New Roman" w:hAnsi="Times New Roman" w:cs="Times New Roman"/>
+          <w:b w:val="0"/>
+          <w:bCs w:val="0"/>
+          <w:color w:val="auto"/>
+          <w:kern w:val="0"/>
+          <w:sz w:val="28"/>
+          <w:szCs w:val="28"/>
+        </w:rPr>
+        <w:fldChar w:fldCharType="end"/>
+      </w:r>
+      <w:r>
+        <w:rPr>
+          <w:rFonts w:ascii="Times New Roman" w:hAnsi="Times New Roman" w:cs="Times New Roman"/>
+          <w:b w:val="0"/>
+          <w:bCs w:val="0"/>
+          <w:color w:val="auto"/>
+          <w:kern w:val="0"/>
+          <w:sz w:val="28"/>
+          <w:szCs w:val="28"/>
+        </w:rPr>
+        <w:t>. Стиль кнопки входа</w:t>
+      </w:r>
+      <w:r>
+        <w:rPr>
+          <w:rFonts w:ascii="Times New Roman" w:hAnsi="Times New Roman" w:cs="Times New Roman"/>
+          <w:b w:val="0"/>
+          <w:bCs w:val="0"/>
+          <w:color w:val="auto"/>
+          <w:kern w:val="0"/>
+          <w:sz w:val="28"/>
+          <w:szCs w:val="28"/>
+        </w:rPr>
+        <w:t xml:space="preserve"> </w:t>
+      </w:r>
+      <w:r>
+        <w:rPr>
+          <w:rFonts w:ascii="Times New Roman" w:hAnsi="Times New Roman" w:cs="Times New Roman"/>
+          <w:b w:val="0"/>
+          <w:bCs w:val="0"/>
+          <w:color w:val="auto"/>
+          <w:kern w:val="0"/>
+          <w:sz w:val="28"/>
+          <w:szCs w:val="28"/>
+        </w:rPr>
+        <w:t>(фрагмент)</w:t>
+      </w:r>
     </w:p>
     <w:p>
       <w:pPr>
@@ -13515,6 +14194,14 @@
           <w:szCs w:val="28"/>
         </w:rPr>
       </w:pPr>
+      <w:r>
+        <w:rPr>
+          <w:rFonts w:ascii="Times New Roman" w:hAnsi="Times New Roman" w:cs="Times New Roman"/>
+          <w:sz w:val="28"/>
+          <w:szCs w:val="28"/>
+        </w:rPr>
+        <w:t>Также были созданы стили для текстовых полей, полей для паролей, выпадающих списков и текстовых блоков. Для обеспечения единообразия форм были заданы стили для рамок и круглого логотипа.</w:t>
+      </w:r>
     </w:p>
     <w:p>
       <w:pPr>
@@ -13525,8 +14212,1373 @@
           <w:rFonts w:ascii="Times New Roman" w:hAnsi="Times New Roman" w:cs="Times New Roman"/>
           <w:sz w:val="28"/>
           <w:szCs w:val="28"/>
-        </w:rPr>
-      </w:pPr>
+          <w:lang w:val="en-US"/>
+        </w:rPr>
+      </w:pPr>
+      <w:r>
+        <w:rPr>
+          <w:rFonts w:ascii="Times New Roman" w:hAnsi="Times New Roman" w:cs="Times New Roman"/>
+          <w:sz w:val="28"/>
+          <w:szCs w:val="28"/>
+        </w:rPr>
+        <w:t xml:space="preserve">Для применения созданных стилей к приложению в файле App.xaml необходимо выполнить объединение словарей ресурсов. В коллекцию </w:t>
+      </w:r>
+      <w:r>
+        <w:rPr>
+          <w:rFonts w:ascii="Times New Roman" w:hAnsi="Times New Roman" w:cs="Times New Roman"/>
+          <w:sz w:val="28"/>
+          <w:szCs w:val="28"/>
+          <w:lang w:val="en-US"/>
+        </w:rPr>
+        <w:t xml:space="preserve">MergedDictionaries </w:t>
+      </w:r>
+      <w:r>
+        <w:rPr>
+          <w:rFonts w:ascii="Times New Roman" w:hAnsi="Times New Roman" w:cs="Times New Roman"/>
+          <w:sz w:val="28"/>
+          <w:szCs w:val="28"/>
+        </w:rPr>
+        <w:t>добавлен</w:t>
+      </w:r>
+      <w:r>
+        <w:rPr>
+          <w:rFonts w:ascii="Times New Roman" w:hAnsi="Times New Roman" w:cs="Times New Roman"/>
+          <w:sz w:val="28"/>
+          <w:szCs w:val="28"/>
+          <w:lang w:val="en-US"/>
+        </w:rPr>
+        <w:t xml:space="preserve"> </w:t>
+      </w:r>
+      <w:r>
+        <w:rPr>
+          <w:rFonts w:ascii="Times New Roman" w:hAnsi="Times New Roman" w:cs="Times New Roman"/>
+          <w:sz w:val="28"/>
+          <w:szCs w:val="28"/>
+        </w:rPr>
+        <w:t>путь</w:t>
+      </w:r>
+      <w:r>
+        <w:rPr>
+          <w:rFonts w:ascii="Times New Roman" w:hAnsi="Times New Roman" w:cs="Times New Roman"/>
+          <w:sz w:val="28"/>
+          <w:szCs w:val="28"/>
+          <w:lang w:val="en-US"/>
+        </w:rPr>
+        <w:t xml:space="preserve"> </w:t>
+      </w:r>
+      <w:r>
+        <w:rPr>
+          <w:rFonts w:ascii="Times New Roman" w:hAnsi="Times New Roman" w:cs="Times New Roman"/>
+          <w:sz w:val="28"/>
+          <w:szCs w:val="28"/>
+        </w:rPr>
+        <w:t>к</w:t>
+      </w:r>
+      <w:r>
+        <w:rPr>
+          <w:rFonts w:ascii="Times New Roman" w:hAnsi="Times New Roman" w:cs="Times New Roman"/>
+          <w:sz w:val="28"/>
+          <w:szCs w:val="28"/>
+          <w:lang w:val="en-US"/>
+        </w:rPr>
+        <w:t xml:space="preserve"> </w:t>
+      </w:r>
+      <w:r>
+        <w:rPr>
+          <w:rFonts w:ascii="Times New Roman" w:hAnsi="Times New Roman" w:cs="Times New Roman"/>
+          <w:sz w:val="28"/>
+          <w:szCs w:val="28"/>
+        </w:rPr>
+        <w:t>файлу</w:t>
+      </w:r>
+      <w:r>
+        <w:rPr>
+          <w:rFonts w:ascii="Times New Roman" w:hAnsi="Times New Roman" w:cs="Times New Roman"/>
+          <w:sz w:val="28"/>
+          <w:szCs w:val="28"/>
+          <w:lang w:val="en-US"/>
+        </w:rPr>
+        <w:t xml:space="preserve"> Resources/</w:t>
+      </w:r>
+      <w:r>
+        <w:rPr>
+          <w:rFonts w:ascii="Times New Roman" w:hAnsi="Times New Roman" w:cs="Times New Roman"/>
+          <w:sz w:val="28"/>
+          <w:szCs w:val="28"/>
+          <w:lang w:val="en-US"/>
+        </w:rPr>
+        <w:t>Styles</w:t>
+      </w:r>
+      <w:r>
+        <w:rPr>
+          <w:rFonts w:ascii="Times New Roman" w:hAnsi="Times New Roman" w:cs="Times New Roman"/>
+          <w:sz w:val="28"/>
+          <w:szCs w:val="28"/>
+          <w:lang w:val="en-US"/>
+        </w:rPr>
+        <w:t>/</w:t>
+      </w:r>
+      <w:r>
+        <w:rPr>
+          <w:rFonts w:ascii="Times New Roman" w:hAnsi="Times New Roman" w:cs="Times New Roman"/>
+          <w:sz w:val="28"/>
+          <w:szCs w:val="28"/>
+          <w:lang w:val="en-US"/>
+        </w:rPr>
+        <w:t>OptTorgStyles</w:t>
+      </w:r>
+      <w:r>
+        <w:rPr>
+          <w:rFonts w:ascii="Times New Roman" w:hAnsi="Times New Roman" w:cs="Times New Roman"/>
+          <w:sz w:val="28"/>
+          <w:szCs w:val="28"/>
+          <w:lang w:val="en-US"/>
+        </w:rPr>
+        <w:t>.xaml</w:t>
+      </w:r>
+      <w:r>
+        <w:rPr>
+          <w:rFonts w:ascii="Times New Roman" w:hAnsi="Times New Roman" w:cs="Times New Roman"/>
+          <w:sz w:val="28"/>
+          <w:szCs w:val="28"/>
+          <w:lang w:val="en-US"/>
+        </w:rPr>
+        <w:t xml:space="preserve"> (</w:t>
+      </w:r>
+      <w:r>
+        <w:rPr>
+          <w:rFonts w:ascii="Times New Roman" w:hAnsi="Times New Roman" w:cs="Times New Roman"/>
+          <w:sz w:val="28"/>
+          <w:szCs w:val="28"/>
+        </w:rPr>
+        <w:t>рис</w:t>
+      </w:r>
+      <w:r>
+        <w:rPr>
+          <w:rFonts w:ascii="Times New Roman" w:hAnsi="Times New Roman" w:cs="Times New Roman"/>
+          <w:sz w:val="28"/>
+          <w:szCs w:val="28"/>
+          <w:lang w:val="en-US"/>
+        </w:rPr>
+        <w:t>. 16).</w:t>
+      </w:r>
+    </w:p>
+    <w:p>
+      <w:pPr>
+        <w:keepNext/>
+        <w:spacing w:after="0" w:line="240" w:lineRule="auto"/>
+        <w:jc w:val="center"/>
+      </w:pPr>
+      <w:r>
+        <w:rPr>
+          <w:rFonts w:ascii="Times New Roman" w:hAnsi="Times New Roman" w:cs="Times New Roman"/>
+          <w:sz w:val="28"/>
+          <w:szCs w:val="28"/>
+        </w:rPr>
+        <w:lastRenderedPageBreak/>
+        <w:drawing>
+          <wp:inline distT="0" distB="0" distL="0" distR="0" wp14:anchorId="52713730" wp14:editId="3E027D23">
+            <wp:extent cx="5687219" cy="2162477"/>
+            <wp:effectExtent l="19050" t="19050" r="27940" b="28575"/>
+            <wp:docPr id="7" name="Рисунок 7"/>
+            <wp:cNvGraphicFramePr>
+              <a:graphicFrameLocks xmlns:a="http://schemas.openxmlformats.org/drawingml/2006/main" noChangeAspect="1"/>
+            </wp:cNvGraphicFramePr>
+            <a:graphic xmlns:a="http://schemas.openxmlformats.org/drawingml/2006/main">
+              <a:graphicData uri="http://schemas.openxmlformats.org/drawingml/2006/picture">
+                <pic:pic xmlns:pic="http://schemas.openxmlformats.org/drawingml/2006/picture">
+                  <pic:nvPicPr>
+                    <pic:cNvPr id="1" name=""/>
+                    <pic:cNvPicPr/>
+                  </pic:nvPicPr>
+                  <pic:blipFill>
+                    <a:blip r:embed="rId26"/>
+                    <a:stretch>
+                      <a:fillRect/>
+                    </a:stretch>
+                  </pic:blipFill>
+                  <pic:spPr>
+                    <a:xfrm>
+                      <a:off x="0" y="0"/>
+                      <a:ext cx="5687219" cy="2162477"/>
+                    </a:xfrm>
+                    <a:prstGeom prst="rect">
+                      <a:avLst/>
+                    </a:prstGeom>
+                    <a:ln>
+                      <a:solidFill>
+                        <a:schemeClr val="tx1"/>
+                      </a:solidFill>
+                    </a:ln>
+                  </pic:spPr>
+                </pic:pic>
+              </a:graphicData>
+            </a:graphic>
+          </wp:inline>
+        </w:drawing>
+      </w:r>
+    </w:p>
+    <w:p>
+      <w:pPr>
+        <w:pStyle w:val="af"/>
+        <w:spacing w:before="60" w:after="0" w:line="360" w:lineRule="auto"/>
+        <w:jc w:val="center"/>
+        <w:rPr>
+          <w:rFonts w:ascii="Times New Roman" w:hAnsi="Times New Roman" w:cs="Times New Roman"/>
+          <w:b w:val="0"/>
+          <w:bCs w:val="0"/>
+          <w:color w:val="auto"/>
+          <w:kern w:val="0"/>
+          <w:sz w:val="28"/>
+          <w:szCs w:val="28"/>
+        </w:rPr>
+      </w:pPr>
+      <w:r>
+        <w:rPr>
+          <w:rFonts w:ascii="Times New Roman" w:hAnsi="Times New Roman" w:cs="Times New Roman"/>
+          <w:b w:val="0"/>
+          <w:bCs w:val="0"/>
+          <w:color w:val="auto"/>
+          <w:kern w:val="0"/>
+          <w:sz w:val="28"/>
+          <w:szCs w:val="28"/>
+        </w:rPr>
+        <w:t xml:space="preserve">Рисунок </w:t>
+      </w:r>
+      <w:r>
+        <w:rPr>
+          <w:rFonts w:ascii="Times New Roman" w:hAnsi="Times New Roman" w:cs="Times New Roman"/>
+          <w:b w:val="0"/>
+          <w:bCs w:val="0"/>
+          <w:color w:val="auto"/>
+          <w:kern w:val="0"/>
+          <w:sz w:val="28"/>
+          <w:szCs w:val="28"/>
+        </w:rPr>
+        <w:fldChar w:fldCharType="begin"/>
+      </w:r>
+      <w:r>
+        <w:rPr>
+          <w:rFonts w:ascii="Times New Roman" w:hAnsi="Times New Roman" w:cs="Times New Roman"/>
+          <w:b w:val="0"/>
+          <w:bCs w:val="0"/>
+          <w:color w:val="auto"/>
+          <w:kern w:val="0"/>
+          <w:sz w:val="28"/>
+          <w:szCs w:val="28"/>
+        </w:rPr>
+        <w:instrText xml:space="preserve"> SEQ Рисунок \* ARABIC </w:instrText>
+      </w:r>
+      <w:r>
+        <w:rPr>
+          <w:rFonts w:ascii="Times New Roman" w:hAnsi="Times New Roman" w:cs="Times New Roman"/>
+          <w:b w:val="0"/>
+          <w:bCs w:val="0"/>
+          <w:color w:val="auto"/>
+          <w:kern w:val="0"/>
+          <w:sz w:val="28"/>
+          <w:szCs w:val="28"/>
+        </w:rPr>
+        <w:fldChar w:fldCharType="separate"/>
+      </w:r>
+      <w:r>
+        <w:rPr>
+          <w:rFonts w:ascii="Times New Roman" w:hAnsi="Times New Roman" w:cs="Times New Roman"/>
+          <w:b w:val="0"/>
+          <w:bCs w:val="0"/>
+          <w:noProof/>
+          <w:color w:val="auto"/>
+          <w:kern w:val="0"/>
+          <w:sz w:val="28"/>
+          <w:szCs w:val="28"/>
+        </w:rPr>
+        <w:t>16</w:t>
+      </w:r>
+      <w:r>
+        <w:rPr>
+          <w:rFonts w:ascii="Times New Roman" w:hAnsi="Times New Roman" w:cs="Times New Roman"/>
+          <w:b w:val="0"/>
+          <w:bCs w:val="0"/>
+          <w:color w:val="auto"/>
+          <w:kern w:val="0"/>
+          <w:sz w:val="28"/>
+          <w:szCs w:val="28"/>
+        </w:rPr>
+        <w:fldChar w:fldCharType="end"/>
+      </w:r>
+      <w:r>
+        <w:rPr>
+          <w:rFonts w:ascii="Times New Roman" w:hAnsi="Times New Roman" w:cs="Times New Roman"/>
+          <w:b w:val="0"/>
+          <w:bCs w:val="0"/>
+          <w:color w:val="auto"/>
+          <w:kern w:val="0"/>
+          <w:sz w:val="28"/>
+          <w:szCs w:val="28"/>
+        </w:rPr>
+        <w:t>. Подключение словаря ресурсов в App.xaml</w:t>
+      </w:r>
+    </w:p>
+    <w:p>
+      <w:pPr>
+        <w:spacing w:after="0" w:line="360" w:lineRule="auto"/>
+        <w:ind w:firstLine="709"/>
+        <w:jc w:val="both"/>
+        <w:rPr>
+          <w:rFonts w:ascii="Times New Roman" w:hAnsi="Times New Roman" w:cs="Times New Roman"/>
+          <w:sz w:val="28"/>
+          <w:szCs w:val="28"/>
+        </w:rPr>
+      </w:pPr>
+      <w:r>
+        <w:rPr>
+          <w:rFonts w:ascii="Times New Roman" w:hAnsi="Times New Roman" w:cs="Times New Roman"/>
+          <w:sz w:val="28"/>
+          <w:szCs w:val="28"/>
+        </w:rPr>
+        <w:t xml:space="preserve">В файле MainWindow.xaml была разработана разметка формы авторизации с применением созданных стилей. Все элементы интерфейса используют стили из словаря OptTorgStyles.xaml через DynamicResource или StaticResource. Фрагмент разметки с использованием стилей показан на рисунке </w:t>
+      </w:r>
+      <w:r>
+        <w:rPr>
+          <w:rFonts w:ascii="Times New Roman" w:hAnsi="Times New Roman" w:cs="Times New Roman"/>
+          <w:sz w:val="28"/>
+          <w:szCs w:val="28"/>
+        </w:rPr>
+        <w:t>17</w:t>
+      </w:r>
+      <w:r>
+        <w:rPr>
+          <w:rFonts w:ascii="Times New Roman" w:hAnsi="Times New Roman" w:cs="Times New Roman"/>
+          <w:sz w:val="28"/>
+          <w:szCs w:val="28"/>
+        </w:rPr>
+        <w:t>.</w:t>
+      </w:r>
+    </w:p>
+    <w:p>
+      <w:pPr>
+        <w:keepNext/>
+        <w:spacing w:after="0" w:line="240" w:lineRule="auto"/>
+        <w:jc w:val="center"/>
+      </w:pPr>
+      <w:r>
+        <w:rPr>
+          <w:rFonts w:ascii="Times New Roman" w:hAnsi="Times New Roman" w:cs="Times New Roman"/>
+          <w:sz w:val="28"/>
+          <w:szCs w:val="28"/>
+        </w:rPr>
+        <w:drawing>
+          <wp:inline distT="0" distB="0" distL="0" distR="0" wp14:anchorId="52BF15E1" wp14:editId="4972194D">
+            <wp:extent cx="4048690" cy="1581371"/>
+            <wp:effectExtent l="19050" t="19050" r="9525" b="19050"/>
+            <wp:docPr id="8" name="Рисунок 8"/>
+            <wp:cNvGraphicFramePr>
+              <a:graphicFrameLocks xmlns:a="http://schemas.openxmlformats.org/drawingml/2006/main" noChangeAspect="1"/>
+            </wp:cNvGraphicFramePr>
+            <a:graphic xmlns:a="http://schemas.openxmlformats.org/drawingml/2006/main">
+              <a:graphicData uri="http://schemas.openxmlformats.org/drawingml/2006/picture">
+                <pic:pic xmlns:pic="http://schemas.openxmlformats.org/drawingml/2006/picture">
+                  <pic:nvPicPr>
+                    <pic:cNvPr id="1" name=""/>
+                    <pic:cNvPicPr/>
+                  </pic:nvPicPr>
+                  <pic:blipFill>
+                    <a:blip r:embed="rId27"/>
+                    <a:stretch>
+                      <a:fillRect/>
+                    </a:stretch>
+                  </pic:blipFill>
+                  <pic:spPr>
+                    <a:xfrm>
+                      <a:off x="0" y="0"/>
+                      <a:ext cx="4048690" cy="1581371"/>
+                    </a:xfrm>
+                    <a:prstGeom prst="rect">
+                      <a:avLst/>
+                    </a:prstGeom>
+                    <a:ln>
+                      <a:solidFill>
+                        <a:schemeClr val="tx1"/>
+                      </a:solidFill>
+                    </a:ln>
+                  </pic:spPr>
+                </pic:pic>
+              </a:graphicData>
+            </a:graphic>
+          </wp:inline>
+        </w:drawing>
+      </w:r>
+    </w:p>
+    <w:p>
+      <w:pPr>
+        <w:pStyle w:val="af"/>
+        <w:spacing w:before="60" w:after="0" w:line="360" w:lineRule="auto"/>
+        <w:jc w:val="center"/>
+        <w:rPr>
+          <w:rFonts w:ascii="Times New Roman" w:hAnsi="Times New Roman" w:cs="Times New Roman"/>
+          <w:b w:val="0"/>
+          <w:bCs w:val="0"/>
+          <w:color w:val="auto"/>
+          <w:kern w:val="0"/>
+          <w:sz w:val="28"/>
+          <w:szCs w:val="28"/>
+        </w:rPr>
+      </w:pPr>
+      <w:r>
+        <w:rPr>
+          <w:rFonts w:ascii="Times New Roman" w:hAnsi="Times New Roman" w:cs="Times New Roman"/>
+          <w:b w:val="0"/>
+          <w:bCs w:val="0"/>
+          <w:color w:val="auto"/>
+          <w:kern w:val="0"/>
+          <w:sz w:val="28"/>
+          <w:szCs w:val="28"/>
+        </w:rPr>
+        <w:t xml:space="preserve">Рисунок </w:t>
+      </w:r>
+      <w:r>
+        <w:rPr>
+          <w:rFonts w:ascii="Times New Roman" w:hAnsi="Times New Roman" w:cs="Times New Roman"/>
+          <w:b w:val="0"/>
+          <w:bCs w:val="0"/>
+          <w:color w:val="auto"/>
+          <w:kern w:val="0"/>
+          <w:sz w:val="28"/>
+          <w:szCs w:val="28"/>
+        </w:rPr>
+        <w:fldChar w:fldCharType="begin"/>
+      </w:r>
+      <w:r>
+        <w:rPr>
+          <w:rFonts w:ascii="Times New Roman" w:hAnsi="Times New Roman" w:cs="Times New Roman"/>
+          <w:b w:val="0"/>
+          <w:bCs w:val="0"/>
+          <w:color w:val="auto"/>
+          <w:kern w:val="0"/>
+          <w:sz w:val="28"/>
+          <w:szCs w:val="28"/>
+        </w:rPr>
+        <w:instrText xml:space="preserve"> SEQ Рисунок \* ARABIC </w:instrText>
+      </w:r>
+      <w:r>
+        <w:rPr>
+          <w:rFonts w:ascii="Times New Roman" w:hAnsi="Times New Roman" w:cs="Times New Roman"/>
+          <w:b w:val="0"/>
+          <w:bCs w:val="0"/>
+          <w:color w:val="auto"/>
+          <w:kern w:val="0"/>
+          <w:sz w:val="28"/>
+          <w:szCs w:val="28"/>
+        </w:rPr>
+        <w:fldChar w:fldCharType="separate"/>
+      </w:r>
+      <w:r>
+        <w:rPr>
+          <w:rFonts w:ascii="Times New Roman" w:hAnsi="Times New Roman" w:cs="Times New Roman"/>
+          <w:b w:val="0"/>
+          <w:bCs w:val="0"/>
+          <w:noProof/>
+          <w:color w:val="auto"/>
+          <w:kern w:val="0"/>
+          <w:sz w:val="28"/>
+          <w:szCs w:val="28"/>
+        </w:rPr>
+        <w:t>17</w:t>
+      </w:r>
+      <w:r>
+        <w:rPr>
+          <w:rFonts w:ascii="Times New Roman" w:hAnsi="Times New Roman" w:cs="Times New Roman"/>
+          <w:b w:val="0"/>
+          <w:bCs w:val="0"/>
+          <w:color w:val="auto"/>
+          <w:kern w:val="0"/>
+          <w:sz w:val="28"/>
+          <w:szCs w:val="28"/>
+        </w:rPr>
+        <w:fldChar w:fldCharType="end"/>
+      </w:r>
+      <w:r>
+        <w:rPr>
+          <w:rFonts w:ascii="Times New Roman" w:hAnsi="Times New Roman" w:cs="Times New Roman"/>
+          <w:b w:val="0"/>
+          <w:bCs w:val="0"/>
+          <w:color w:val="auto"/>
+          <w:kern w:val="0"/>
+          <w:sz w:val="28"/>
+          <w:szCs w:val="28"/>
+        </w:rPr>
+        <w:t>. Применение стилей к элементам в MainWindow.xaml</w:t>
+      </w:r>
+      <w:r>
+        <w:rPr>
+          <w:rFonts w:ascii="Times New Roman" w:hAnsi="Times New Roman" w:cs="Times New Roman"/>
+          <w:b w:val="0"/>
+          <w:bCs w:val="0"/>
+          <w:color w:val="auto"/>
+          <w:kern w:val="0"/>
+          <w:sz w:val="28"/>
+          <w:szCs w:val="28"/>
+        </w:rPr>
+        <w:t xml:space="preserve"> (фрагмент)</w:t>
+      </w:r>
+    </w:p>
+    <w:p>
+      <w:pPr>
+        <w:spacing w:after="0" w:line="360" w:lineRule="auto"/>
+        <w:ind w:firstLine="709"/>
+        <w:jc w:val="both"/>
+        <w:rPr>
+          <w:rFonts w:ascii="Times New Roman" w:hAnsi="Times New Roman" w:cs="Times New Roman"/>
+          <w:sz w:val="28"/>
+          <w:szCs w:val="28"/>
+        </w:rPr>
+      </w:pPr>
+      <w:r>
+        <w:rPr>
+          <w:rFonts w:ascii="Times New Roman" w:hAnsi="Times New Roman" w:cs="Times New Roman"/>
+          <w:sz w:val="28"/>
+          <w:szCs w:val="28"/>
+        </w:rPr>
+        <w:t xml:space="preserve">После завершения разработки приложение было запущено. На рисунке </w:t>
+      </w:r>
+      <w:r>
+        <w:rPr>
+          <w:rFonts w:ascii="Times New Roman" w:hAnsi="Times New Roman" w:cs="Times New Roman"/>
+          <w:sz w:val="28"/>
+          <w:szCs w:val="28"/>
+        </w:rPr>
+        <w:t>18</w:t>
+      </w:r>
+      <w:r>
+        <w:rPr>
+          <w:rFonts w:ascii="Times New Roman" w:hAnsi="Times New Roman" w:cs="Times New Roman"/>
+          <w:sz w:val="28"/>
+          <w:szCs w:val="28"/>
+        </w:rPr>
+        <w:t xml:space="preserve"> показано работающее окно авторизации с оформлением согласно созданному словарю стилей.</w:t>
+      </w:r>
+    </w:p>
+    <w:p>
+      <w:pPr>
+        <w:keepNext/>
+        <w:spacing w:after="0" w:line="240" w:lineRule="auto"/>
+        <w:jc w:val="center"/>
+      </w:pPr>
+      <w:r>
+        <w:rPr>
+          <w:rFonts w:ascii="Times New Roman" w:hAnsi="Times New Roman" w:cs="Times New Roman"/>
+          <w:sz w:val="28"/>
+          <w:szCs w:val="28"/>
+        </w:rPr>
+        <w:lastRenderedPageBreak/>
+        <w:drawing>
+          <wp:inline distT="0" distB="0" distL="0" distR="0" wp14:anchorId="2F23C36C" wp14:editId="4AF1DABA">
+            <wp:extent cx="4242606" cy="5391785"/>
+            <wp:effectExtent l="19050" t="19050" r="24765" b="18415"/>
+            <wp:docPr id="9" name="Рисунок 9"/>
+            <wp:cNvGraphicFramePr>
+              <a:graphicFrameLocks xmlns:a="http://schemas.openxmlformats.org/drawingml/2006/main" noChangeAspect="1"/>
+            </wp:cNvGraphicFramePr>
+            <a:graphic xmlns:a="http://schemas.openxmlformats.org/drawingml/2006/main">
+              <a:graphicData uri="http://schemas.openxmlformats.org/drawingml/2006/picture">
+                <pic:pic xmlns:pic="http://schemas.openxmlformats.org/drawingml/2006/picture">
+                  <pic:nvPicPr>
+                    <pic:cNvPr id="1" name=""/>
+                    <pic:cNvPicPr/>
+                  </pic:nvPicPr>
+                  <pic:blipFill>
+                    <a:blip r:embed="rId28"/>
+                    <a:stretch>
+                      <a:fillRect/>
+                    </a:stretch>
+                  </pic:blipFill>
+                  <pic:spPr>
+                    <a:xfrm>
+                      <a:off x="0" y="0"/>
+                      <a:ext cx="4250035" cy="5401227"/>
+                    </a:xfrm>
+                    <a:prstGeom prst="rect">
+                      <a:avLst/>
+                    </a:prstGeom>
+                    <a:ln>
+                      <a:solidFill>
+                        <a:schemeClr val="tx1"/>
+                      </a:solidFill>
+                    </a:ln>
+                  </pic:spPr>
+                </pic:pic>
+              </a:graphicData>
+            </a:graphic>
+          </wp:inline>
+        </w:drawing>
+      </w:r>
+    </w:p>
+    <w:p>
+      <w:pPr>
+        <w:pStyle w:val="af"/>
+        <w:spacing w:before="60" w:after="0" w:line="360" w:lineRule="auto"/>
+        <w:jc w:val="center"/>
+        <w:rPr>
+          <w:rFonts w:ascii="Times New Roman" w:hAnsi="Times New Roman" w:cs="Times New Roman"/>
+          <w:b w:val="0"/>
+          <w:bCs w:val="0"/>
+          <w:color w:val="auto"/>
+          <w:kern w:val="0"/>
+          <w:sz w:val="28"/>
+          <w:szCs w:val="28"/>
+        </w:rPr>
+      </w:pPr>
+      <w:r>
+        <w:rPr>
+          <w:rFonts w:ascii="Times New Roman" w:hAnsi="Times New Roman" w:cs="Times New Roman"/>
+          <w:b w:val="0"/>
+          <w:bCs w:val="0"/>
+          <w:color w:val="auto"/>
+          <w:kern w:val="0"/>
+          <w:sz w:val="28"/>
+          <w:szCs w:val="28"/>
+        </w:rPr>
+        <w:t xml:space="preserve">Рисунок </w:t>
+      </w:r>
+      <w:r>
+        <w:rPr>
+          <w:rFonts w:ascii="Times New Roman" w:hAnsi="Times New Roman" w:cs="Times New Roman"/>
+          <w:b w:val="0"/>
+          <w:bCs w:val="0"/>
+          <w:color w:val="auto"/>
+          <w:kern w:val="0"/>
+          <w:sz w:val="28"/>
+          <w:szCs w:val="28"/>
+        </w:rPr>
+        <w:fldChar w:fldCharType="begin"/>
+      </w:r>
+      <w:r>
+        <w:rPr>
+          <w:rFonts w:ascii="Times New Roman" w:hAnsi="Times New Roman" w:cs="Times New Roman"/>
+          <w:b w:val="0"/>
+          <w:bCs w:val="0"/>
+          <w:color w:val="auto"/>
+          <w:kern w:val="0"/>
+          <w:sz w:val="28"/>
+          <w:szCs w:val="28"/>
+        </w:rPr>
+        <w:instrText xml:space="preserve"> SEQ Рисунок \* ARABIC </w:instrText>
+      </w:r>
+      <w:r>
+        <w:rPr>
+          <w:rFonts w:ascii="Times New Roman" w:hAnsi="Times New Roman" w:cs="Times New Roman"/>
+          <w:b w:val="0"/>
+          <w:bCs w:val="0"/>
+          <w:color w:val="auto"/>
+          <w:kern w:val="0"/>
+          <w:sz w:val="28"/>
+          <w:szCs w:val="28"/>
+        </w:rPr>
+        <w:fldChar w:fldCharType="separate"/>
+      </w:r>
+      <w:r>
+        <w:rPr>
+          <w:rFonts w:ascii="Times New Roman" w:hAnsi="Times New Roman" w:cs="Times New Roman"/>
+          <w:b w:val="0"/>
+          <w:bCs w:val="0"/>
+          <w:noProof/>
+          <w:color w:val="auto"/>
+          <w:kern w:val="0"/>
+          <w:sz w:val="28"/>
+          <w:szCs w:val="28"/>
+        </w:rPr>
+        <w:t>18</w:t>
+      </w:r>
+      <w:r>
+        <w:rPr>
+          <w:rFonts w:ascii="Times New Roman" w:hAnsi="Times New Roman" w:cs="Times New Roman"/>
+          <w:b w:val="0"/>
+          <w:bCs w:val="0"/>
+          <w:color w:val="auto"/>
+          <w:kern w:val="0"/>
+          <w:sz w:val="28"/>
+          <w:szCs w:val="28"/>
+        </w:rPr>
+        <w:fldChar w:fldCharType="end"/>
+      </w:r>
+      <w:r>
+        <w:rPr>
+          <w:rFonts w:ascii="Times New Roman" w:hAnsi="Times New Roman" w:cs="Times New Roman"/>
+          <w:b w:val="0"/>
+          <w:bCs w:val="0"/>
+          <w:color w:val="auto"/>
+          <w:kern w:val="0"/>
+          <w:sz w:val="28"/>
+          <w:szCs w:val="28"/>
+        </w:rPr>
+        <w:t>. Окно авторизации</w:t>
+      </w:r>
+    </w:p>
+    <w:p>
+      <w:pPr>
+        <w:spacing w:after="0" w:line="360" w:lineRule="auto"/>
+        <w:ind w:firstLine="709"/>
+        <w:jc w:val="both"/>
+        <w:rPr>
+          <w:rFonts w:ascii="Times New Roman" w:hAnsi="Times New Roman" w:cs="Times New Roman"/>
+          <w:sz w:val="28"/>
+          <w:szCs w:val="28"/>
+        </w:rPr>
+      </w:pPr>
+      <w:r>
+        <w:rPr>
+          <w:rFonts w:ascii="Times New Roman" w:hAnsi="Times New Roman" w:cs="Times New Roman"/>
+          <w:sz w:val="28"/>
+          <w:szCs w:val="28"/>
+        </w:rPr>
+        <w:t xml:space="preserve">Далее был создан репозиторий. Для этого </w:t>
+      </w:r>
+      <w:r>
+        <w:rPr>
+          <w:rFonts w:ascii="Times New Roman" w:hAnsi="Times New Roman" w:cs="Times New Roman"/>
+          <w:sz w:val="28"/>
+          <w:szCs w:val="28"/>
+        </w:rPr>
+        <w:t xml:space="preserve">в нижнем правом углу Visual Studio была открыта вкладка «Изменения </w:t>
+      </w:r>
+      <w:proofErr w:type="spellStart"/>
+      <w:r>
+        <w:rPr>
+          <w:rFonts w:ascii="Times New Roman" w:hAnsi="Times New Roman" w:cs="Times New Roman"/>
+          <w:sz w:val="28"/>
+          <w:szCs w:val="28"/>
+        </w:rPr>
+        <w:t>Git</w:t>
+      </w:r>
+      <w:proofErr w:type="spellEnd"/>
+      <w:r>
+        <w:rPr>
+          <w:rFonts w:ascii="Times New Roman" w:hAnsi="Times New Roman" w:cs="Times New Roman"/>
+          <w:sz w:val="28"/>
+          <w:szCs w:val="28"/>
+        </w:rPr>
+        <w:t xml:space="preserve">». После нажатия кнопки «Создать репозиторий </w:t>
+      </w:r>
+      <w:proofErr w:type="spellStart"/>
+      <w:r>
+        <w:rPr>
+          <w:rFonts w:ascii="Times New Roman" w:hAnsi="Times New Roman" w:cs="Times New Roman"/>
+          <w:sz w:val="28"/>
+          <w:szCs w:val="28"/>
+        </w:rPr>
+        <w:t>Git</w:t>
+      </w:r>
+      <w:proofErr w:type="spellEnd"/>
+      <w:r>
+        <w:rPr>
+          <w:rFonts w:ascii="Times New Roman" w:hAnsi="Times New Roman" w:cs="Times New Roman"/>
+          <w:sz w:val="28"/>
+          <w:szCs w:val="28"/>
+        </w:rPr>
+        <w:t>» было выполнено подключение к учётной записи GitHub и создан публичный репозиторий с именем «</w:t>
+      </w:r>
+      <w:r>
+        <w:rPr>
+          <w:rFonts w:ascii="Times New Roman" w:hAnsi="Times New Roman" w:cs="Times New Roman"/>
+          <w:sz w:val="28"/>
+          <w:szCs w:val="28"/>
+        </w:rPr>
+        <w:t>МДК.05.02</w:t>
+      </w:r>
+      <w:r>
+        <w:rPr>
+          <w:rFonts w:ascii="Times New Roman" w:hAnsi="Times New Roman" w:cs="Times New Roman"/>
+          <w:sz w:val="28"/>
+          <w:szCs w:val="28"/>
+        </w:rPr>
+        <w:t xml:space="preserve">». После выполнения команды «Создать и отправить» все файлы проекта были загружены на GitHub. На рисунке </w:t>
+      </w:r>
+      <w:r>
+        <w:rPr>
+          <w:rFonts w:ascii="Times New Roman" w:hAnsi="Times New Roman" w:cs="Times New Roman"/>
+          <w:sz w:val="28"/>
+          <w:szCs w:val="28"/>
+        </w:rPr>
+        <w:t>19</w:t>
+      </w:r>
+      <w:r>
+        <w:rPr>
+          <w:rFonts w:ascii="Times New Roman" w:hAnsi="Times New Roman" w:cs="Times New Roman"/>
+          <w:sz w:val="28"/>
+          <w:szCs w:val="28"/>
+        </w:rPr>
+        <w:t xml:space="preserve"> показан созданный удалённый репозиторий.</w:t>
+      </w:r>
+    </w:p>
+    <w:p>
+      <w:pPr>
+        <w:keepNext/>
+        <w:spacing w:after="0" w:line="240" w:lineRule="auto"/>
+        <w:jc w:val="center"/>
+      </w:pPr>
+      <w:r>
+        <w:rPr>
+          <w:rFonts w:ascii="Times New Roman" w:hAnsi="Times New Roman" w:cs="Times New Roman"/>
+          <w:sz w:val="28"/>
+          <w:szCs w:val="28"/>
+        </w:rPr>
+        <w:lastRenderedPageBreak/>
+        <w:drawing>
+          <wp:inline distT="0" distB="0" distL="0" distR="0" wp14:anchorId="28B64F79" wp14:editId="097B4B8B">
+            <wp:extent cx="6480175" cy="3771900"/>
+            <wp:effectExtent l="19050" t="19050" r="15875" b="19050"/>
+            <wp:docPr id="10" name="Рисунок 10"/>
+            <wp:cNvGraphicFramePr>
+              <a:graphicFrameLocks xmlns:a="http://schemas.openxmlformats.org/drawingml/2006/main" noChangeAspect="1"/>
+            </wp:cNvGraphicFramePr>
+            <a:graphic xmlns:a="http://schemas.openxmlformats.org/drawingml/2006/main">
+              <a:graphicData uri="http://schemas.openxmlformats.org/drawingml/2006/picture">
+                <pic:pic xmlns:pic="http://schemas.openxmlformats.org/drawingml/2006/picture">
+                  <pic:nvPicPr>
+                    <pic:cNvPr id="1" name=""/>
+                    <pic:cNvPicPr/>
+                  </pic:nvPicPr>
+                  <pic:blipFill>
+                    <a:blip r:embed="rId29"/>
+                    <a:stretch>
+                      <a:fillRect/>
+                    </a:stretch>
+                  </pic:blipFill>
+                  <pic:spPr>
+                    <a:xfrm>
+                      <a:off x="0" y="0"/>
+                      <a:ext cx="6480175" cy="3771900"/>
+                    </a:xfrm>
+                    <a:prstGeom prst="rect">
+                      <a:avLst/>
+                    </a:prstGeom>
+                    <a:ln>
+                      <a:solidFill>
+                        <a:schemeClr val="tx1"/>
+                      </a:solidFill>
+                    </a:ln>
+                  </pic:spPr>
+                </pic:pic>
+              </a:graphicData>
+            </a:graphic>
+          </wp:inline>
+        </w:drawing>
+      </w:r>
+    </w:p>
+    <w:p>
+      <w:pPr>
+        <w:pStyle w:val="af"/>
+        <w:spacing w:before="60" w:after="0" w:line="360" w:lineRule="auto"/>
+        <w:jc w:val="center"/>
+        <w:rPr>
+          <w:rFonts w:ascii="Times New Roman" w:hAnsi="Times New Roman" w:cs="Times New Roman"/>
+          <w:sz w:val="28"/>
+          <w:szCs w:val="28"/>
+        </w:rPr>
+      </w:pPr>
+      <w:r>
+        <w:rPr>
+          <w:rFonts w:ascii="Times New Roman" w:hAnsi="Times New Roman" w:cs="Times New Roman"/>
+          <w:b w:val="0"/>
+          <w:bCs w:val="0"/>
+          <w:color w:val="auto"/>
+          <w:kern w:val="0"/>
+          <w:sz w:val="28"/>
+          <w:szCs w:val="28"/>
+        </w:rPr>
+        <w:t xml:space="preserve">Рисунок </w:t>
+      </w:r>
+      <w:r>
+        <w:rPr>
+          <w:rFonts w:ascii="Times New Roman" w:hAnsi="Times New Roman" w:cs="Times New Roman"/>
+          <w:b w:val="0"/>
+          <w:bCs w:val="0"/>
+          <w:color w:val="auto"/>
+          <w:kern w:val="0"/>
+          <w:sz w:val="28"/>
+          <w:szCs w:val="28"/>
+        </w:rPr>
+        <w:fldChar w:fldCharType="begin"/>
+      </w:r>
+      <w:r>
+        <w:rPr>
+          <w:rFonts w:ascii="Times New Roman" w:hAnsi="Times New Roman" w:cs="Times New Roman"/>
+          <w:b w:val="0"/>
+          <w:bCs w:val="0"/>
+          <w:color w:val="auto"/>
+          <w:kern w:val="0"/>
+          <w:sz w:val="28"/>
+          <w:szCs w:val="28"/>
+        </w:rPr>
+        <w:instrText xml:space="preserve"> SEQ Рисунок \* ARABIC </w:instrText>
+      </w:r>
+      <w:r>
+        <w:rPr>
+          <w:rFonts w:ascii="Times New Roman" w:hAnsi="Times New Roman" w:cs="Times New Roman"/>
+          <w:b w:val="0"/>
+          <w:bCs w:val="0"/>
+          <w:color w:val="auto"/>
+          <w:kern w:val="0"/>
+          <w:sz w:val="28"/>
+          <w:szCs w:val="28"/>
+        </w:rPr>
+        <w:fldChar w:fldCharType="separate"/>
+      </w:r>
+      <w:r>
+        <w:rPr>
+          <w:rFonts w:ascii="Times New Roman" w:hAnsi="Times New Roman" w:cs="Times New Roman"/>
+          <w:b w:val="0"/>
+          <w:bCs w:val="0"/>
+          <w:noProof/>
+          <w:color w:val="auto"/>
+          <w:kern w:val="0"/>
+          <w:sz w:val="28"/>
+          <w:szCs w:val="28"/>
+        </w:rPr>
+        <w:t>19</w:t>
+      </w:r>
+      <w:r>
+        <w:rPr>
+          <w:rFonts w:ascii="Times New Roman" w:hAnsi="Times New Roman" w:cs="Times New Roman"/>
+          <w:b w:val="0"/>
+          <w:bCs w:val="0"/>
+          <w:color w:val="auto"/>
+          <w:kern w:val="0"/>
+          <w:sz w:val="28"/>
+          <w:szCs w:val="28"/>
+        </w:rPr>
+        <w:fldChar w:fldCharType="end"/>
+      </w:r>
+      <w:r>
+        <w:rPr>
+          <w:rFonts w:ascii="Times New Roman" w:hAnsi="Times New Roman" w:cs="Times New Roman"/>
+          <w:b w:val="0"/>
+          <w:bCs w:val="0"/>
+          <w:color w:val="auto"/>
+          <w:kern w:val="0"/>
+          <w:sz w:val="28"/>
+          <w:szCs w:val="28"/>
+        </w:rPr>
+        <w:t>. Созданный репозиторий на GitHub</w:t>
+      </w:r>
+    </w:p>
+    <w:p>
+      <w:pPr>
+        <w:spacing w:after="0" w:line="360" w:lineRule="auto"/>
+        <w:ind w:firstLine="709"/>
+        <w:jc w:val="both"/>
+        <w:rPr>
+          <w:rFonts w:ascii="Times New Roman" w:hAnsi="Times New Roman" w:cs="Times New Roman"/>
+          <w:sz w:val="28"/>
+          <w:szCs w:val="28"/>
+        </w:rPr>
+      </w:pPr>
+      <w:r>
+        <w:rPr>
+          <w:rFonts w:ascii="Times New Roman" w:hAnsi="Times New Roman" w:cs="Times New Roman"/>
+          <w:sz w:val="28"/>
+          <w:szCs w:val="28"/>
+        </w:rPr>
+        <w:t>Так как при создании репозитория не был добавлен файл README.md, он был создан вручную в папке проекта и отправлен отдельным коммитом</w:t>
+      </w:r>
+      <w:r>
+        <w:rPr>
+          <w:rFonts w:ascii="Times New Roman" w:hAnsi="Times New Roman" w:cs="Times New Roman"/>
+          <w:sz w:val="28"/>
+          <w:szCs w:val="28"/>
+        </w:rPr>
+        <w:t xml:space="preserve"> (рис. 20)</w:t>
+      </w:r>
+      <w:r>
+        <w:rPr>
+          <w:rFonts w:ascii="Times New Roman" w:hAnsi="Times New Roman" w:cs="Times New Roman"/>
+          <w:sz w:val="28"/>
+          <w:szCs w:val="28"/>
+        </w:rPr>
+        <w:t xml:space="preserve">. Файл содержит описание структуры словаря стилей для приложения «OptTorg». На рисунке </w:t>
+      </w:r>
+      <w:r>
+        <w:rPr>
+          <w:rFonts w:ascii="Times New Roman" w:hAnsi="Times New Roman" w:cs="Times New Roman"/>
+          <w:sz w:val="28"/>
+          <w:szCs w:val="28"/>
+        </w:rPr>
+        <w:t>2</w:t>
+      </w:r>
+      <w:r>
+        <w:rPr>
+          <w:rFonts w:ascii="Times New Roman" w:hAnsi="Times New Roman" w:cs="Times New Roman"/>
+          <w:sz w:val="28"/>
+          <w:szCs w:val="28"/>
+        </w:rPr>
+        <w:t>1</w:t>
+      </w:r>
+      <w:r>
+        <w:rPr>
+          <w:rFonts w:ascii="Times New Roman" w:hAnsi="Times New Roman" w:cs="Times New Roman"/>
+          <w:sz w:val="28"/>
+          <w:szCs w:val="28"/>
+        </w:rPr>
+        <w:t xml:space="preserve"> представлен результат добавления файла.</w:t>
+      </w:r>
+    </w:p>
+    <w:p>
+      <w:pPr>
+        <w:keepNext/>
+        <w:spacing w:after="0" w:line="240" w:lineRule="auto"/>
+        <w:jc w:val="center"/>
+      </w:pPr>
+      <w:r>
+        <w:rPr>
+          <w:rFonts w:ascii="Times New Roman" w:hAnsi="Times New Roman" w:cs="Times New Roman"/>
+          <w:sz w:val="28"/>
+          <w:szCs w:val="28"/>
+        </w:rPr>
+        <w:drawing>
+          <wp:inline distT="0" distB="0" distL="0" distR="0" wp14:anchorId="3A3893B2" wp14:editId="16E3E76B">
+            <wp:extent cx="4258269" cy="3801005"/>
+            <wp:effectExtent l="19050" t="19050" r="28575" b="28575"/>
+            <wp:docPr id="11" name="Рисунок 11"/>
+            <wp:cNvGraphicFramePr>
+              <a:graphicFrameLocks xmlns:a="http://schemas.openxmlformats.org/drawingml/2006/main" noChangeAspect="1"/>
+            </wp:cNvGraphicFramePr>
+            <a:graphic xmlns:a="http://schemas.openxmlformats.org/drawingml/2006/main">
+              <a:graphicData uri="http://schemas.openxmlformats.org/drawingml/2006/picture">
+                <pic:pic xmlns:pic="http://schemas.openxmlformats.org/drawingml/2006/picture">
+                  <pic:nvPicPr>
+                    <pic:cNvPr id="1" name=""/>
+                    <pic:cNvPicPr/>
+                  </pic:nvPicPr>
+                  <pic:blipFill>
+                    <a:blip r:embed="rId30"/>
+                    <a:stretch>
+                      <a:fillRect/>
+                    </a:stretch>
+                  </pic:blipFill>
+                  <pic:spPr>
+                    <a:xfrm>
+                      <a:off x="0" y="0"/>
+                      <a:ext cx="4258269" cy="3801005"/>
+                    </a:xfrm>
+                    <a:prstGeom prst="rect">
+                      <a:avLst/>
+                    </a:prstGeom>
+                    <a:ln>
+                      <a:solidFill>
+                        <a:schemeClr val="tx1"/>
+                      </a:solidFill>
+                    </a:ln>
+                  </pic:spPr>
+                </pic:pic>
+              </a:graphicData>
+            </a:graphic>
+          </wp:inline>
+        </w:drawing>
+      </w:r>
+    </w:p>
+    <w:p>
+      <w:pPr>
+        <w:pStyle w:val="af"/>
+        <w:spacing w:before="60" w:after="0" w:line="360" w:lineRule="auto"/>
+        <w:jc w:val="center"/>
+        <w:rPr>
+          <w:rFonts w:ascii="Times New Roman" w:hAnsi="Times New Roman" w:cs="Times New Roman"/>
+          <w:b w:val="0"/>
+          <w:bCs w:val="0"/>
+          <w:color w:val="auto"/>
+          <w:kern w:val="0"/>
+          <w:sz w:val="28"/>
+          <w:szCs w:val="28"/>
+        </w:rPr>
+      </w:pPr>
+      <w:r>
+        <w:rPr>
+          <w:rFonts w:ascii="Times New Roman" w:hAnsi="Times New Roman" w:cs="Times New Roman"/>
+          <w:b w:val="0"/>
+          <w:bCs w:val="0"/>
+          <w:color w:val="auto"/>
+          <w:kern w:val="0"/>
+          <w:sz w:val="28"/>
+          <w:szCs w:val="28"/>
+        </w:rPr>
+        <w:t xml:space="preserve">Рисунок </w:t>
+      </w:r>
+      <w:r>
+        <w:rPr>
+          <w:rFonts w:ascii="Times New Roman" w:hAnsi="Times New Roman" w:cs="Times New Roman"/>
+          <w:b w:val="0"/>
+          <w:bCs w:val="0"/>
+          <w:color w:val="auto"/>
+          <w:kern w:val="0"/>
+          <w:sz w:val="28"/>
+          <w:szCs w:val="28"/>
+        </w:rPr>
+        <w:fldChar w:fldCharType="begin"/>
+      </w:r>
+      <w:r>
+        <w:rPr>
+          <w:rFonts w:ascii="Times New Roman" w:hAnsi="Times New Roman" w:cs="Times New Roman"/>
+          <w:b w:val="0"/>
+          <w:bCs w:val="0"/>
+          <w:color w:val="auto"/>
+          <w:kern w:val="0"/>
+          <w:sz w:val="28"/>
+          <w:szCs w:val="28"/>
+        </w:rPr>
+        <w:instrText xml:space="preserve"> SEQ Рисунок \* ARABIC </w:instrText>
+      </w:r>
+      <w:r>
+        <w:rPr>
+          <w:rFonts w:ascii="Times New Roman" w:hAnsi="Times New Roman" w:cs="Times New Roman"/>
+          <w:b w:val="0"/>
+          <w:bCs w:val="0"/>
+          <w:color w:val="auto"/>
+          <w:kern w:val="0"/>
+          <w:sz w:val="28"/>
+          <w:szCs w:val="28"/>
+        </w:rPr>
+        <w:fldChar w:fldCharType="separate"/>
+      </w:r>
+      <w:r>
+        <w:rPr>
+          <w:rFonts w:ascii="Times New Roman" w:hAnsi="Times New Roman" w:cs="Times New Roman"/>
+          <w:b w:val="0"/>
+          <w:bCs w:val="0"/>
+          <w:noProof/>
+          <w:color w:val="auto"/>
+          <w:kern w:val="0"/>
+          <w:sz w:val="28"/>
+          <w:szCs w:val="28"/>
+        </w:rPr>
+        <w:t>20</w:t>
+      </w:r>
+      <w:r>
+        <w:rPr>
+          <w:rFonts w:ascii="Times New Roman" w:hAnsi="Times New Roman" w:cs="Times New Roman"/>
+          <w:b w:val="0"/>
+          <w:bCs w:val="0"/>
+          <w:color w:val="auto"/>
+          <w:kern w:val="0"/>
+          <w:sz w:val="28"/>
+          <w:szCs w:val="28"/>
+        </w:rPr>
+        <w:fldChar w:fldCharType="end"/>
+      </w:r>
+      <w:r>
+        <w:rPr>
+          <w:rFonts w:ascii="Times New Roman" w:hAnsi="Times New Roman" w:cs="Times New Roman"/>
+          <w:b w:val="0"/>
+          <w:bCs w:val="0"/>
+          <w:color w:val="auto"/>
+          <w:kern w:val="0"/>
+          <w:sz w:val="28"/>
+          <w:szCs w:val="28"/>
+        </w:rPr>
+        <w:t>. Создание коммита</w:t>
+      </w:r>
+    </w:p>
+    <w:p>
+      <w:pPr>
+        <w:keepNext/>
+        <w:spacing w:after="0" w:line="240" w:lineRule="auto"/>
+        <w:jc w:val="center"/>
+      </w:pPr>
+      <w:r>
+        <w:rPr>
+          <w:rFonts w:ascii="Times New Roman" w:hAnsi="Times New Roman" w:cs="Times New Roman"/>
+          <w:sz w:val="28"/>
+          <w:szCs w:val="28"/>
+        </w:rPr>
+        <w:lastRenderedPageBreak/>
+        <w:drawing>
+          <wp:inline distT="0" distB="0" distL="0" distR="0" wp14:anchorId="4114E4C2" wp14:editId="3D20D559">
+            <wp:extent cx="6480175" cy="3971925"/>
+            <wp:effectExtent l="19050" t="19050" r="15875" b="28575"/>
+            <wp:docPr id="21" name="Рисунок 21"/>
+            <wp:cNvGraphicFramePr>
+              <a:graphicFrameLocks xmlns:a="http://schemas.openxmlformats.org/drawingml/2006/main" noChangeAspect="1"/>
+            </wp:cNvGraphicFramePr>
+            <a:graphic xmlns:a="http://schemas.openxmlformats.org/drawingml/2006/main">
+              <a:graphicData uri="http://schemas.openxmlformats.org/drawingml/2006/picture">
+                <pic:pic xmlns:pic="http://schemas.openxmlformats.org/drawingml/2006/picture">
+                  <pic:nvPicPr>
+                    <pic:cNvPr id="1" name=""/>
+                    <pic:cNvPicPr/>
+                  </pic:nvPicPr>
+                  <pic:blipFill>
+                    <a:blip r:embed="rId31"/>
+                    <a:stretch>
+                      <a:fillRect/>
+                    </a:stretch>
+                  </pic:blipFill>
+                  <pic:spPr>
+                    <a:xfrm>
+                      <a:off x="0" y="0"/>
+                      <a:ext cx="6480175" cy="3971925"/>
+                    </a:xfrm>
+                    <a:prstGeom prst="rect">
+                      <a:avLst/>
+                    </a:prstGeom>
+                    <a:ln>
+                      <a:solidFill>
+                        <a:schemeClr val="tx1"/>
+                      </a:solidFill>
+                    </a:ln>
+                  </pic:spPr>
+                </pic:pic>
+              </a:graphicData>
+            </a:graphic>
+          </wp:inline>
+        </w:drawing>
+      </w:r>
+    </w:p>
+    <w:p>
+      <w:pPr>
+        <w:pStyle w:val="af"/>
+        <w:spacing w:before="60" w:after="0" w:line="360" w:lineRule="auto"/>
+        <w:jc w:val="center"/>
+        <w:rPr>
+          <w:rFonts w:ascii="Times New Roman" w:hAnsi="Times New Roman" w:cs="Times New Roman"/>
+          <w:b w:val="0"/>
+          <w:bCs w:val="0"/>
+          <w:color w:val="auto"/>
+          <w:kern w:val="0"/>
+          <w:sz w:val="28"/>
+          <w:szCs w:val="28"/>
+        </w:rPr>
+      </w:pPr>
+      <w:r>
+        <w:rPr>
+          <w:rFonts w:ascii="Times New Roman" w:hAnsi="Times New Roman" w:cs="Times New Roman"/>
+          <w:b w:val="0"/>
+          <w:bCs w:val="0"/>
+          <w:color w:val="auto"/>
+          <w:kern w:val="0"/>
+          <w:sz w:val="28"/>
+          <w:szCs w:val="28"/>
+        </w:rPr>
+        <w:t xml:space="preserve">Рисунок </w:t>
+      </w:r>
+      <w:r>
+        <w:rPr>
+          <w:rFonts w:ascii="Times New Roman" w:hAnsi="Times New Roman" w:cs="Times New Roman"/>
+          <w:b w:val="0"/>
+          <w:bCs w:val="0"/>
+          <w:color w:val="auto"/>
+          <w:kern w:val="0"/>
+          <w:sz w:val="28"/>
+          <w:szCs w:val="28"/>
+        </w:rPr>
+        <w:fldChar w:fldCharType="begin"/>
+      </w:r>
+      <w:r>
+        <w:rPr>
+          <w:rFonts w:ascii="Times New Roman" w:hAnsi="Times New Roman" w:cs="Times New Roman"/>
+          <w:b w:val="0"/>
+          <w:bCs w:val="0"/>
+          <w:color w:val="auto"/>
+          <w:kern w:val="0"/>
+          <w:sz w:val="28"/>
+          <w:szCs w:val="28"/>
+        </w:rPr>
+        <w:instrText xml:space="preserve"> SEQ Рисунок \* ARABIC </w:instrText>
+      </w:r>
+      <w:r>
+        <w:rPr>
+          <w:rFonts w:ascii="Times New Roman" w:hAnsi="Times New Roman" w:cs="Times New Roman"/>
+          <w:b w:val="0"/>
+          <w:bCs w:val="0"/>
+          <w:color w:val="auto"/>
+          <w:kern w:val="0"/>
+          <w:sz w:val="28"/>
+          <w:szCs w:val="28"/>
+        </w:rPr>
+        <w:fldChar w:fldCharType="separate"/>
+      </w:r>
+      <w:r>
+        <w:rPr>
+          <w:rFonts w:ascii="Times New Roman" w:hAnsi="Times New Roman" w:cs="Times New Roman"/>
+          <w:b w:val="0"/>
+          <w:bCs w:val="0"/>
+          <w:color w:val="auto"/>
+          <w:kern w:val="0"/>
+          <w:sz w:val="28"/>
+          <w:szCs w:val="28"/>
+        </w:rPr>
+        <w:t>21</w:t>
+      </w:r>
+      <w:r>
+        <w:rPr>
+          <w:rFonts w:ascii="Times New Roman" w:hAnsi="Times New Roman" w:cs="Times New Roman"/>
+          <w:b w:val="0"/>
+          <w:bCs w:val="0"/>
+          <w:color w:val="auto"/>
+          <w:kern w:val="0"/>
+          <w:sz w:val="28"/>
+          <w:szCs w:val="28"/>
+        </w:rPr>
+        <w:fldChar w:fldCharType="end"/>
+      </w:r>
+      <w:r>
+        <w:rPr>
+          <w:rFonts w:ascii="Times New Roman" w:hAnsi="Times New Roman" w:cs="Times New Roman"/>
+          <w:b w:val="0"/>
+          <w:bCs w:val="0"/>
+          <w:color w:val="auto"/>
+          <w:kern w:val="0"/>
+          <w:sz w:val="28"/>
+          <w:szCs w:val="28"/>
+        </w:rPr>
+        <w:t>. Файл README.md в репозитории</w:t>
+      </w:r>
+    </w:p>
+    <w:p>
+      <w:pPr>
+        <w:spacing w:after="0" w:line="360" w:lineRule="auto"/>
+        <w:ind w:firstLine="709"/>
+        <w:jc w:val="both"/>
+        <w:rPr>
+          <w:rFonts w:ascii="Times New Roman" w:hAnsi="Times New Roman" w:cs="Times New Roman"/>
+          <w:sz w:val="28"/>
+          <w:szCs w:val="28"/>
+        </w:rPr>
+      </w:pPr>
+      <w:r>
+        <w:rPr>
+          <w:rFonts w:ascii="Times New Roman" w:hAnsi="Times New Roman" w:cs="Times New Roman"/>
+          <w:b/>
+          <w:bCs/>
+          <w:sz w:val="28"/>
+          <w:szCs w:val="28"/>
+        </w:rPr>
+        <w:t>Вывод:</w:t>
+      </w:r>
+      <w:r>
+        <w:rPr>
+          <w:rFonts w:ascii="Times New Roman" w:hAnsi="Times New Roman" w:cs="Times New Roman"/>
+          <w:sz w:val="28"/>
+          <w:szCs w:val="28"/>
+        </w:rPr>
+        <w:t xml:space="preserve"> в ходе выполнения практической работы был создан словарь стилей для WPF-приложения «OptTorg». В словаре ресурсов были определены стили для цветовых тем, кнопок, текстовых полей, комбинированных списков, текстовых блоков и рамок, что обеспечило единый внешний вид интерфейса. Был создан </w:t>
+      </w:r>
+      <w:proofErr w:type="spellStart"/>
+      <w:r>
+        <w:rPr>
+          <w:rFonts w:ascii="Times New Roman" w:hAnsi="Times New Roman" w:cs="Times New Roman"/>
+          <w:sz w:val="28"/>
+          <w:szCs w:val="28"/>
+        </w:rPr>
+        <w:t>Git</w:t>
+      </w:r>
+      <w:proofErr w:type="spellEnd"/>
+      <w:r>
+        <w:rPr>
+          <w:rFonts w:ascii="Times New Roman" w:hAnsi="Times New Roman" w:cs="Times New Roman"/>
+          <w:sz w:val="28"/>
+          <w:szCs w:val="28"/>
+        </w:rPr>
+        <w:t>-репозиторий средствами Visual Studio с публикацией на GitHub.</w:t>
+      </w:r>
     </w:p>
     <w:sectPr>
       <w:pgSz w:w="11906" w:h="16838"/>
